--- a/PUBLISHED/biol-1/module_keys/module-06-metabolism-keys-to-success.docx
+++ b/PUBLISHED/biol-1/module_keys/module-06-metabolism-keys-to-success.docx
@@ -19,32 +19,62 @@
     </w:p>
     <w:p>
       <w:r>
-        <w:t>Apply the laws of thermodynamics to living systems  Explain how enzymes function  Describe the structure and role of ATP  Distinguish anabolic from catabolic pathways  Explain redox reactions and feedback inhibition   Key Terms to Know</w:t>
+        <w:t>Apply the laws of thermodynamics to biological systems  Distinguish between kinetic and potential energy in living organisms  Explain how enzymes catalyze reactions by lowering activation energy  Describe the structure, function, and recycling of ATP  Distinguish anabolic pathways from catabolic pathways with examples  Explain oxidation-reduction (redox) reactions and electron carriers  Describe feedback inhibition and its role in metabolic regulation   Key Terms to Know</w:t>
       </w:r>
     </w:p>
     <w:p>
       <w:r>
-        <w:t>Metabolism — All chemical reactions in an organism  Anabolic — Building reactions (require energy)  Catabolic — Breakdown reactions (release energy)  Enzyme — Protein that speeds up chemical reactions  Substrate — Molecule that binds to enzyme active site  Active Site — Region where substrate binds to enzyme  Activation Energy — Energy needed to start a reaction  ATP — Adenosine triphosphate; energy currency  Oxidation — Losing electrons (OIL)  Reduction — Gaining electrons (RIG)  Feedback Inhibition — End product inhibits first enzyme   Key Concepts</w:t>
+        <w:t>Metabolism — The sum of all chemical reactions in an organism  Anabolic Pathway — Building complex molecules from simpler ones (requires energy input); examples: protein synthesis, photosynthesis  Catabolic Pathway — Breaking complex molecules into simpler ones (releases energy); examples: cellular respiration, digestion  Free Energy (ΔG) — Energy available to do work; negative ΔG = spontaneous (exergonic), positive ΔG = non-spontaneous (endergonic)  Exergonic Reaction — Releases free energy (ΔG &lt; 0); products have less energy than reactants  Endergonic Reaction — Requires free energy input (ΔG &gt; 0); products have more energy than reactants  Enzyme — Biological catalyst (usually a protein) that speeds up reactions without being consumed  Substrate — The specific molecule(s) an enzyme acts upon  Active Site — The region of an enzyme where the substrate binds and the reaction occurs  Activation Energy (Eₐ) — The minimum energy required to initiate a chemical reaction  ATP (Adenosine Triphosphate) — The primary energy currency of cells  ADP (Adenosine Diphosphate) — The product when ATP releases one phosphate group and energy  Cofactor — A non-protein helper (metal ion or organic molecule) required by some enzymes  Coenzyme — An organic cofactor, often derived from vitamins (e.g., NAD⁺, FAD)  NAD⁺/NADH — Electron carrier; NAD⁺ is oxidized form, NADH is reduced form  FAD/FADH₂ — Electron carrier; FAD is oxidized form, FADH₂ is reduced form  Oxidation — Loss of electrons (OIL); often involves loss of hydrogen atoms  Reduction — Gain of electrons (RIG); often involves gain of hydrogen atoms  Competitive Inhibition — Inhibitor binds active site, blocking substrate  Non-competitive (Allosteric) Inhibition — Inhibitor binds elsewhere, changing enzyme shape  Feedback Inhibition — End product of a pathway inhibits an earlier enzyme in that pathway  Denaturation — Loss of enzyme 3D shape (and function) due to extreme temperature, pH, etc.   Key Concepts</w:t>
       </w:r>
     </w:p>
     <w:p>
       <w:r>
-        <w:t>Laws of Thermodynamics:</w:t>
+        <w:t>Laws of Thermodynamics</w:t>
       </w:r>
     </w:p>
     <w:p>
       <w:r>
-        <w:t>Energy cannot be created or destroyed (conservation)  Every transfer increases entropy (disorder)   ATP Structure:</w:t>
+        <w:t>First Law (Conservation) — Energy cannot be created or destroyed, only transformed  Second Law (Entropy) — Every energy transfer increases the overall entropy (disorder) of the universe    Living organisms maintain local order by constantly taking in energy and releasing heat — they are open systems that decrease their own entropy at the cost of increasing entropy in their surroundings.</w:t>
       </w:r>
     </w:p>
     <w:p>
       <w:r>
-        <w:t>Adenine + ribose + 3 phosphate groups  Energy stored in phosphate bonds   Enzyme Function:</w:t>
+        <w:t>Energy in Living Systems</w:t>
       </w:r>
     </w:p>
     <w:p>
       <w:r>
-        <w:t>Lower activation energy  Not consumed in reaction  Specific to substrate (lock and key)   Study Tips</w:t>
+        <w:t>Kinetic energy — Energy of motion (e.g., muscle contraction, molecular movement)  Potential energy — Stored energy (e.g., chemical bonds in glucose, concentration gradients)  Chemical energy in food molecules is a form of potential energy that cells convert to kinetic energy and heat   ATP: The Energy Currency</w:t>
+      </w:r>
+    </w:p>
+    <w:p>
+      <w:r>
+        <w:t>Structure : Adenine base + ribose sugar + 3 phosphate groups  Energy release : ATP → ADP + Pᵢ (breaks terminal phosphate bond, releases ~7.3 kcal/mol)  Energy coupling : Cells link exergonic reactions (like ATP hydrolysis) to endergonic reactions (like building proteins)  ATP cycle : ATP is continuously recycled — a human uses roughly their body weight in ATP per day   How Enzymes Work</w:t>
+      </w:r>
+    </w:p>
+    <w:p>
+      <w:r>
+        <w:t>Lower the activation energy (Eₐ) without changing the free energy of the reaction  Are not consumed — they are recycled after each reaction  Are specific to their substrate(s) — induced-fit model (enzyme shape adjusts to substrate)  Affected by: temperature , pH , substrate concentration , inhibitors  Optimal conditions vary by enzyme (e.g., pepsin works best at pH 2, trypsin at pH 8)   Redox Reactions and Electron Carriers</w:t>
+      </w:r>
+    </w:p>
+    <w:p>
+      <w:r>
+        <w:t>Redox reactions always occur in pairs: one molecule is oxidized (loses electrons), another is reduced (gains electrons)  Electron carriers (NAD⁺, FAD) shuttle high-energy electrons between metabolic reactions  NAD⁺ + 2H → NADH + H⁺ (NAD⁺ is reduced to NADH)  These carriers are essential links between the metabolic pathways you'll study in Module 7   Metabolic Pathway Regulation</w:t>
+      </w:r>
+    </w:p>
+    <w:p>
+      <w:r>
+        <w:t>Feedback inhibition : The product of a multi-step pathway inhibits an enzyme early in the pathway — this is efficient because it prevents waste  Allosteric regulation : Molecules bind to sites other than the active site, activating or inhibiting the enzyme  Cells regulate metabolism to match changing needs — they don't run all pathways at full speed simultaneously   The Big Picture: Why Metabolism Matters</w:t>
+      </w:r>
+    </w:p>
+    <w:p>
+      <w:r>
+        <w:t>Metabolism is the foundation for understanding everything that follows in this course:</w:t>
+      </w:r>
+    </w:p>
+    <w:p>
+      <w:r>
+        <w:t>Module 7 will apply these concepts to the two major energy pathways: photosynthesis (anabolic) and cellular respiration (catabolic) — two sides of the same equation  Enzymes, ATP, and electron carriers (NAD⁺/NADH, FAD/FADH₂) are the key molecular players in those pathways  Every cell in every organism relies on these metabolic principles   Study Tips</w:t>
       </w:r>
     </w:p>
     <w:sectPr>

--- a/PUBLISHED/biol-1/module_keys/module-06-metabolism-keys-to-success.docx
+++ b/PUBLISHED/biol-1/module_keys/module-06-metabolism-keys-to-success.docx
@@ -14,67 +14,37 @@
     </w:p>
     <w:p>
       <w:r>
-        <w:t>By the end of this module, you should be able to:</w:t>
+        <w:t>Energy Rules: Apply the Laws of Thermodynamics to life (Energy cannot be created/destroyed; disorder always increases).  ATP: Understand how ATP serves as the "energy currency" for cell work.  Enzymes: Explain how enzymes speed up reactions like a catalyst or a key in a lock.  Factors: List what affects enzyme speed (Temperature, pH, Inhibitors).  Big Picture: Connect metabolism to photosynthesis (building up) and cellular respiration (breaking down).    Key Concepts &amp; Analogies</w:t>
       </w:r>
     </w:p>
     <w:p>
       <w:r>
-        <w:t>Apply the laws of thermodynamics to biological systems  Distinguish between kinetic and potential energy in living organisms  Explain how enzymes catalyze reactions by lowering activation energy  Describe the structure, function, and recycling of ATP  Distinguish anabolic pathways from catabolic pathways with examples  Explain oxidation-reduction (redox) reactions and electron carriers  Describe feedback inhibition and its role in metabolic regulation   Key Terms to Know</w:t>
+        <w:t>1. The Energy Laws (Thermodynamics)</w:t>
       </w:r>
     </w:p>
     <w:p>
       <w:r>
-        <w:t>Metabolism — The sum of all chemical reactions in an organism  Anabolic Pathway — Building complex molecules from simpler ones (requires energy input); examples: protein synthesis, photosynthesis  Catabolic Pathway — Breaking complex molecules into simpler ones (releases energy); examples: cellular respiration, digestion  Free Energy (ΔG) — Energy available to do work; negative ΔG = spontaneous (exergonic), positive ΔG = non-spontaneous (endergonic)  Exergonic Reaction — Releases free energy (ΔG &lt; 0); products have less energy than reactants  Endergonic Reaction — Requires free energy input (ΔG &gt; 0); products have more energy than reactants  Enzyme — Biological catalyst (usually a protein) that speeds up reactions without being consumed  Substrate — The specific molecule(s) an enzyme acts upon  Active Site — The region of an enzyme where the substrate binds and the reaction occurs  Activation Energy (Eₐ) — The minimum energy required to initiate a chemical reaction  ATP (Adenosine Triphosphate) — The primary energy currency of cells  ADP (Adenosine Diphosphate) — The product when ATP releases one phosphate group and energy  Cofactor — A non-protein helper (metal ion or organic molecule) required by some enzymes  Coenzyme — An organic cofactor, often derived from vitamins (e.g., NAD⁺, FAD)  NAD⁺/NADH — Electron carrier; NAD⁺ is oxidized form, NADH is reduced form  FAD/FADH₂ — Electron carrier; FAD is oxidized form, FADH₂ is reduced form  Oxidation — Loss of electrons (OIL); often involves loss of hydrogen atoms  Reduction — Gain of electrons (RIG); often involves gain of hydrogen atoms  Competitive Inhibition — Inhibitor binds active site, blocking substrate  Non-competitive (Allosteric) Inhibition — Inhibitor binds elsewhere, changing enzyme shape  Feedback Inhibition — End product of a pathway inhibits an earlier enzyme in that pathway  Denaturation — Loss of enzyme 3D shape (and function) due to extreme temperature, pH, etc.   Key Concepts</w:t>
+        <w:t>First Law: You can't get something for nothing. Energy is never created, just changed (e.g., from light to food).  Second Law: The universe prefers messiness (Entropy). It takes energy to keep your room clean (maintaining order), just like it takes energy for a cell to stay alive.   2. ATP: The "Cash" of the Cell</w:t>
       </w:r>
     </w:p>
     <w:p>
       <w:r>
-        <w:t>Laws of Thermodynamics</w:t>
+        <w:t>Food (Glucose): This is like a gold bar. Valuable, but you can't use it in a vending machine.  ATP: This is like a $1 coin. The cell breaks down the gold bar (glucose) into many small ATP coins to "pay" for daily work like moving muscles or building proteins.  The Cycle: ATP is used up and becomes ADP. Food energy recharges ADP back into ATP.   3. Enzymes: The Workers</w:t>
       </w:r>
     </w:p>
     <w:p>
       <w:r>
-        <w:t>First Law (Conservation) — Energy cannot be created or destroyed, only transformed  Second Law (Entropy) — Every energy transfer increases the overall entropy (disorder) of the universe    Living organisms maintain local order by constantly taking in energy and releasing heat — they are open systems that decrease their own entropy at the cost of increasing entropy in their surroundings.</w:t>
+        <w:t>What they do: Speed up chemical reactions that would otherwise be too slow.  How they work:  Lock and Key: An enzyme has a specific shape (active site). Only a specific target (substrate) fits in.  Activation Energy: Enzymes lower the "hump" of energy needed to start a reaction.  Reusable: An enzyme isn't used up. It does its job and moves to the next substrate.   4. What Affects Enzymes?</w:t>
       </w:r>
     </w:p>
     <w:p>
       <w:r>
-        <w:t>Energy in Living Systems</w:t>
+        <w:t>Temperature: Cold slows them down. Heat speeds them up, but too much heat melts/unravels them ( denaturation ). A cooked egg cannot turn back into a raw egg.  pH: Enzymes have a favorite environment (stomach enzymes like acid; intestinal enzymes don't).  Inhibitors: "Stop signals" that block the active site or change the enzyme's shape.   5. Oxidation &amp; Reduction (The "OIL RIG" Mnemonic)</w:t>
       </w:r>
     </w:p>
     <w:p>
       <w:r>
-        <w:t>Kinetic energy — Energy of motion (e.g., muscle contraction, molecular movement)  Potential energy — Stored energy (e.g., chemical bonds in glucose, concentration gradients)  Chemical energy in food molecules is a form of potential energy that cells convert to kinetic energy and heat   ATP: The Energy Currency</w:t>
-      </w:r>
-    </w:p>
-    <w:p>
-      <w:r>
-        <w:t>Structure : Adenine base + ribose sugar + 3 phosphate groups  Energy release : ATP → ADP + Pᵢ (breaks terminal phosphate bond, releases ~7.3 kcal/mol)  Energy coupling : Cells link exergonic reactions (like ATP hydrolysis) to endergonic reactions (like building proteins)  ATP cycle : ATP is continuously recycled — a human uses roughly their body weight in ATP per day   How Enzymes Work</w:t>
-      </w:r>
-    </w:p>
-    <w:p>
-      <w:r>
-        <w:t>Lower the activation energy (Eₐ) without changing the free energy of the reaction  Are not consumed — they are recycled after each reaction  Are specific to their substrate(s) — induced-fit model (enzyme shape adjusts to substrate)  Affected by: temperature , pH , substrate concentration , inhibitors  Optimal conditions vary by enzyme (e.g., pepsin works best at pH 2, trypsin at pH 8)   Redox Reactions and Electron Carriers</w:t>
-      </w:r>
-    </w:p>
-    <w:p>
-      <w:r>
-        <w:t>Redox reactions always occur in pairs: one molecule is oxidized (loses electrons), another is reduced (gains electrons)  Electron carriers (NAD⁺, FAD) shuttle high-energy electrons between metabolic reactions  NAD⁺ + 2H → NADH + H⁺ (NAD⁺ is reduced to NADH)  These carriers are essential links between the metabolic pathways you'll study in Module 7   Metabolic Pathway Regulation</w:t>
-      </w:r>
-    </w:p>
-    <w:p>
-      <w:r>
-        <w:t>Feedback inhibition : The product of a multi-step pathway inhibits an enzyme early in the pathway — this is efficient because it prevents waste  Allosteric regulation : Molecules bind to sites other than the active site, activating or inhibiting the enzyme  Cells regulate metabolism to match changing needs — they don't run all pathways at full speed simultaneously   The Big Picture: Why Metabolism Matters</w:t>
-      </w:r>
-    </w:p>
-    <w:p>
-      <w:r>
-        <w:t>Metabolism is the foundation for understanding everything that follows in this course:</w:t>
-      </w:r>
-    </w:p>
-    <w:p>
-      <w:r>
-        <w:t>Module 7 will apply these concepts to the two major energy pathways: photosynthesis (anabolic) and cellular respiration (catabolic) — two sides of the same equation  Enzymes, ATP, and electron carriers (NAD⁺/NADH, FAD/FADH₂) are the key molecular players in those pathways  Every cell in every organism relies on these metabolic principles   Study Tips</w:t>
+        <w:t>O xidation I s L oss (of electrons/energy).  R eduction I s G ain (of electrons/energy).  In biology, electrons often travel with a Hydrogen atom. So, if a molecule gains H , it is being reduced (gaining energy).    Essential Vocabulary</w:t>
       </w:r>
     </w:p>
     <w:sectPr>

--- a/PUBLISHED/biol-1/module_keys/module-06-metabolism-keys-to-success.docx
+++ b/PUBLISHED/biol-1/module_keys/module-06-metabolism-keys-to-success.docx
@@ -3,50 +3,642 @@
 <w:document xmlns:wpc="http://schemas.microsoft.com/office/word/2010/wordprocessingCanvas" xmlns:mo="http://schemas.microsoft.com/office/mac/office/2008/main" xmlns:mc="http://schemas.openxmlformats.org/markup-compatibility/2006" xmlns:mv="urn:schemas-microsoft-com:mac:vml" xmlns:o="urn:schemas-microsoft-com:office:office" xmlns:r="http://schemas.openxmlformats.org/officeDocument/2006/relationships" xmlns:m="http://schemas.openxmlformats.org/officeDocument/2006/math" xmlns:v="urn:schemas-microsoft-com:vml" xmlns:wp14="http://schemas.microsoft.com/office/word/2010/wordprocessingDrawing" xmlns:wp="http://schemas.openxmlformats.org/drawingml/2006/wordprocessingDrawing" xmlns:w10="urn:schemas-microsoft-com:office:word" xmlns:w="http://schemas.openxmlformats.org/wordprocessingml/2006/main" xmlns:w14="http://schemas.microsoft.com/office/word/2010/wordml" xmlns:wpg="http://schemas.microsoft.com/office/word/2010/wordprocessingGroup" xmlns:wpi="http://schemas.microsoft.com/office/word/2010/wordprocessingInk" xmlns:wne="http://schemas.microsoft.com/office/word/2006/wordml" xmlns:wps="http://schemas.microsoft.com/office/word/2010/wordprocessingShape" mc:Ignorable="w14 wp14">
   <w:body>
     <w:p>
+      <w:pPr>
+        <w:pStyle w:val="Heading1"/>
+      </w:pPr>
       <w:r>
         <w:t>Module 6: Metabolism — Keys to Success</w:t>
       </w:r>
     </w:p>
     <w:p>
+      <w:pPr>
+        <w:pStyle w:val="Heading2"/>
+      </w:pPr>
       <w:r>
         <w:t>Learning Objectives</w:t>
       </w:r>
     </w:p>
     <w:p>
       <w:r>
-        <w:t>Energy Rules: Apply the Laws of Thermodynamics to life (Energy cannot be created/destroyed; disorder always increases).  ATP: Understand how ATP serves as the "energy currency" for cell work.  Enzymes: Explain how enzymes speed up reactions like a catalyst or a key in a lock.  Factors: List what affects enzyme speed (Temperature, pH, Inhibitors).  Big Picture: Connect metabolism to photosynthesis (building up) and cellular respiration (breaking down).    Key Concepts &amp; Analogies</w:t>
+        <w:t xml:space="preserve">1. </w:t>
+      </w:r>
+      <w:r>
+        <w:rPr>
+          <w:b/>
+        </w:rPr>
+        <w:t>Energy Rules:</w:t>
+      </w:r>
+      <w:r>
+        <w:t xml:space="preserve"> Apply the Laws of Thermodynamics to life (Energy cannot be created/destroyed; disorder always increases).</w:t>
       </w:r>
     </w:p>
     <w:p>
+      <w:r>
+        <w:t xml:space="preserve">2. </w:t>
+      </w:r>
+      <w:r>
+        <w:rPr>
+          <w:b/>
+        </w:rPr>
+        <w:t>ATP:</w:t>
+      </w:r>
+      <w:r>
+        <w:t xml:space="preserve"> Understand how ATP serves as the "energy currency" for cell work.</w:t>
+      </w:r>
+    </w:p>
+    <w:p>
+      <w:r>
+        <w:t xml:space="preserve">3. </w:t>
+      </w:r>
+      <w:r>
+        <w:rPr>
+          <w:b/>
+        </w:rPr>
+        <w:t>Enzymes:</w:t>
+      </w:r>
+      <w:r>
+        <w:t xml:space="preserve"> Explain how enzymes speed up reactions like a catalyst or a key in a lock.</w:t>
+      </w:r>
+    </w:p>
+    <w:p>
+      <w:r>
+        <w:t xml:space="preserve">4. </w:t>
+      </w:r>
+      <w:r>
+        <w:rPr>
+          <w:b/>
+        </w:rPr>
+        <w:t>Factors:</w:t>
+      </w:r>
+      <w:r>
+        <w:t xml:space="preserve"> List what affects enzyme speed (Temperature, pH, Inhibitors).</w:t>
+      </w:r>
+    </w:p>
+    <w:p>
+      <w:r>
+        <w:t xml:space="preserve">5. </w:t>
+      </w:r>
+      <w:r>
+        <w:rPr>
+          <w:b/>
+        </w:rPr>
+        <w:t>Big Picture:</w:t>
+      </w:r>
+      <w:r>
+        <w:t xml:space="preserve"> Connect metabolism to photosynthesis (building up) and cellular respiration (breaking down).</w:t>
+      </w:r>
+    </w:p>
+    <w:p>
+      <w:pPr>
+        <w:pStyle w:val="Heading2"/>
+      </w:pPr>
+      <w:r>
+        <w:t>Key Concepts &amp; Analogies</w:t>
+      </w:r>
+    </w:p>
+    <w:p>
+      <w:pPr>
+        <w:pStyle w:val="Heading3"/>
+      </w:pPr>
       <w:r>
         <w:t>1. The Energy Laws (Thermodynamics)</w:t>
       </w:r>
     </w:p>
     <w:p>
       <w:r>
-        <w:t>First Law: You can't get something for nothing. Energy is never created, just changed (e.g., from light to food).  Second Law: The universe prefers messiness (Entropy). It takes energy to keep your room clean (maintaining order), just like it takes energy for a cell to stay alive.   2. ATP: The "Cash" of the Cell</w:t>
+        <w:t xml:space="preserve">• </w:t>
+      </w:r>
+      <w:r>
+        <w:rPr>
+          <w:b/>
+        </w:rPr>
+        <w:t>First Law:</w:t>
+      </w:r>
+      <w:r>
+        <w:t xml:space="preserve"> You can't get something for nothing. Energy is never created, just changed (e.g., from light to food).</w:t>
       </w:r>
     </w:p>
     <w:p>
       <w:r>
-        <w:t>Food (Glucose): This is like a gold bar. Valuable, but you can't use it in a vending machine.  ATP: This is like a $1 coin. The cell breaks down the gold bar (glucose) into many small ATP coins to "pay" for daily work like moving muscles or building proteins.  The Cycle: ATP is used up and becomes ADP. Food energy recharges ADP back into ATP.   3. Enzymes: The Workers</w:t>
+        <w:t xml:space="preserve">• </w:t>
+      </w:r>
+      <w:r>
+        <w:rPr>
+          <w:b/>
+        </w:rPr>
+        <w:t>Second Law:</w:t>
+      </w:r>
+      <w:r>
+        <w:t xml:space="preserve"> The universe prefers messiness (Entropy). It takes energy to keep your room clean (maintaining order), just like it takes energy for a cell to stay alive.</w:t>
+      </w:r>
+    </w:p>
+    <w:p>
+      <w:pPr>
+        <w:pStyle w:val="Heading3"/>
+      </w:pPr>
+      <w:r>
+        <w:t>2. ATP: The "Cash" of the Cell</w:t>
       </w:r>
     </w:p>
     <w:p>
       <w:r>
-        <w:t>What they do: Speed up chemical reactions that would otherwise be too slow.  How they work:  Lock and Key: An enzyme has a specific shape (active site). Only a specific target (substrate) fits in.  Activation Energy: Enzymes lower the "hump" of energy needed to start a reaction.  Reusable: An enzyme isn't used up. It does its job and moves to the next substrate.   4. What Affects Enzymes?</w:t>
+        <w:t xml:space="preserve">• </w:t>
+      </w:r>
+      <w:r>
+        <w:rPr>
+          <w:b/>
+        </w:rPr>
+        <w:t>Food (Glucose):</w:t>
+      </w:r>
+      <w:r>
+        <w:t xml:space="preserve"> This is like a gold bar. Valuable, but you can't use it in a vending machine.</w:t>
       </w:r>
     </w:p>
     <w:p>
       <w:r>
-        <w:t>Temperature: Cold slows them down. Heat speeds them up, but too much heat melts/unravels them ( denaturation ). A cooked egg cannot turn back into a raw egg.  pH: Enzymes have a favorite environment (stomach enzymes like acid; intestinal enzymes don't).  Inhibitors: "Stop signals" that block the active site or change the enzyme's shape.   5. Oxidation &amp; Reduction (The "OIL RIG" Mnemonic)</w:t>
+        <w:t xml:space="preserve">• </w:t>
+      </w:r>
+      <w:r>
+        <w:rPr>
+          <w:b/>
+        </w:rPr>
+        <w:t>ATP:</w:t>
+      </w:r>
+      <w:r>
+        <w:t xml:space="preserve"> This is like a $1 coin. The cell breaks down the gold bar (glucose) into many small ATP coins to "pay" for daily work like moving muscles or building proteins.</w:t>
       </w:r>
     </w:p>
     <w:p>
       <w:r>
-        <w:t>O xidation I s L oss (of electrons/energy).  R eduction I s G ain (of electrons/energy).  In biology, electrons often travel with a Hydrogen atom. So, if a molecule gains H , it is being reduced (gaining energy).    Essential Vocabulary</w:t>
+        <w:t xml:space="preserve">• </w:t>
+      </w:r>
+      <w:r>
+        <w:rPr>
+          <w:b/>
+        </w:rPr>
+        <w:t>The Cycle:</w:t>
+      </w:r>
+      <w:r>
+        <w:t xml:space="preserve"> ATP is used up and becomes ADP. Food energy recharges ADP back into ATP.</w:t>
       </w:r>
     </w:p>
+    <w:p>
+      <w:pPr>
+        <w:pStyle w:val="Heading3"/>
+      </w:pPr>
+      <w:r>
+        <w:t>3. Enzymes: The Workers</w:t>
+      </w:r>
+    </w:p>
+    <w:p>
+      <w:r>
+        <w:t xml:space="preserve">• </w:t>
+      </w:r>
+      <w:r>
+        <w:rPr>
+          <w:b/>
+        </w:rPr>
+        <w:t>What they do:</w:t>
+      </w:r>
+      <w:r>
+        <w:t xml:space="preserve"> Speed up chemical reactions that would otherwise be too slow.</w:t>
+      </w:r>
+    </w:p>
+    <w:p>
+      <w:r>
+        <w:t xml:space="preserve">• </w:t>
+      </w:r>
+      <w:r>
+        <w:rPr>
+          <w:b/>
+        </w:rPr>
+        <w:t>How they work:</w:t>
+      </w:r>
+    </w:p>
+    <w:p>
+      <w:r>
+        <w:t xml:space="preserve">• </w:t>
+      </w:r>
+      <w:r>
+        <w:rPr>
+          <w:b/>
+        </w:rPr>
+        <w:t>Lock and Key:</w:t>
+      </w:r>
+      <w:r>
+        <w:t xml:space="preserve"> An enzyme has a specific shape (active site). Only a specific target (substrate) fits in.</w:t>
+      </w:r>
+    </w:p>
+    <w:p>
+      <w:r>
+        <w:t xml:space="preserve">• </w:t>
+      </w:r>
+      <w:r>
+        <w:rPr>
+          <w:b/>
+        </w:rPr>
+        <w:t>Activation Energy:</w:t>
+      </w:r>
+      <w:r>
+        <w:t xml:space="preserve"> Enzymes lower the "hump" of energy needed to start a reaction.</w:t>
+      </w:r>
+    </w:p>
+    <w:p>
+      <w:r>
+        <w:t xml:space="preserve">• </w:t>
+      </w:r>
+      <w:r>
+        <w:rPr>
+          <w:b/>
+        </w:rPr>
+        <w:t>Reusable:</w:t>
+      </w:r>
+      <w:r>
+        <w:t xml:space="preserve"> An enzyme isn't used up. It does its job and moves to the next substrate.</w:t>
+      </w:r>
+    </w:p>
+    <w:p>
+      <w:pPr>
+        <w:pStyle w:val="Heading3"/>
+      </w:pPr>
+      <w:r>
+        <w:t>4. What Affects Enzymes?</w:t>
+      </w:r>
+    </w:p>
+    <w:p>
+      <w:r>
+        <w:t xml:space="preserve">• </w:t>
+      </w:r>
+      <w:r>
+        <w:rPr>
+          <w:b/>
+        </w:rPr>
+        <w:t>Temperature:</w:t>
+      </w:r>
+      <w:r>
+        <w:t xml:space="preserve"> Cold slows them down. Heat speeds them up, but </w:t>
+      </w:r>
+      <w:r>
+        <w:rPr>
+          <w:i/>
+        </w:rPr>
+        <w:t>too much</w:t>
+      </w:r>
+      <w:r>
+        <w:t xml:space="preserve"> heat melts/unravels them (</w:t>
+      </w:r>
+      <w:r>
+        <w:rPr>
+          <w:b/>
+        </w:rPr>
+        <w:t>denaturation</w:t>
+      </w:r>
+      <w:r>
+        <w:t>). A cooked egg cannot turn back into a raw egg.</w:t>
+      </w:r>
+    </w:p>
+    <w:p>
+      <w:r>
+        <w:t xml:space="preserve">• </w:t>
+      </w:r>
+      <w:r>
+        <w:rPr>
+          <w:b/>
+        </w:rPr>
+        <w:t>pH:</w:t>
+      </w:r>
+      <w:r>
+        <w:t xml:space="preserve"> Enzymes have a favorite environment (stomach enzymes like acid; intestinal enzymes don't).</w:t>
+      </w:r>
+    </w:p>
+    <w:p>
+      <w:r>
+        <w:t xml:space="preserve">• </w:t>
+      </w:r>
+      <w:r>
+        <w:rPr>
+          <w:b/>
+        </w:rPr>
+        <w:t>Inhibitors:</w:t>
+      </w:r>
+      <w:r>
+        <w:t xml:space="preserve"> "Stop signals" that block the active site or change the enzyme's shape.</w:t>
+      </w:r>
+    </w:p>
+    <w:p>
+      <w:pPr>
+        <w:pStyle w:val="Heading3"/>
+      </w:pPr>
+      <w:r>
+        <w:t>5. Oxidation &amp; Reduction (The "OIL RIG" Mnemonic)</w:t>
+      </w:r>
+    </w:p>
+    <w:p>
+      <w:r>
+        <w:t xml:space="preserve">• </w:t>
+      </w:r>
+      <w:r>
+        <w:rPr>
+          <w:b/>
+        </w:rPr>
+        <w:t>O</w:t>
+      </w:r>
+      <w:r>
+        <w:t xml:space="preserve">xidation </w:t>
+      </w:r>
+      <w:r>
+        <w:rPr>
+          <w:b/>
+        </w:rPr>
+        <w:t>I</w:t>
+      </w:r>
+      <w:r>
+        <w:t xml:space="preserve">s </w:t>
+      </w:r>
+      <w:r>
+        <w:rPr>
+          <w:b/>
+        </w:rPr>
+        <w:t>L</w:t>
+      </w:r>
+      <w:r>
+        <w:t>oss (of electrons/energy).</w:t>
+      </w:r>
+    </w:p>
+    <w:p>
+      <w:r>
+        <w:t xml:space="preserve">• </w:t>
+      </w:r>
+      <w:r>
+        <w:rPr>
+          <w:b/>
+        </w:rPr>
+        <w:t>R</w:t>
+      </w:r>
+      <w:r>
+        <w:t xml:space="preserve">eduction </w:t>
+      </w:r>
+      <w:r>
+        <w:rPr>
+          <w:b/>
+        </w:rPr>
+        <w:t>I</w:t>
+      </w:r>
+      <w:r>
+        <w:t xml:space="preserve">s </w:t>
+      </w:r>
+      <w:r>
+        <w:rPr>
+          <w:b/>
+        </w:rPr>
+        <w:t>G</w:t>
+      </w:r>
+      <w:r>
+        <w:t>ain (of electrons/energy).</w:t>
+      </w:r>
+    </w:p>
+    <w:p>
+      <w:r>
+        <w:t xml:space="preserve">• </w:t>
+      </w:r>
+      <w:r>
+        <w:t xml:space="preserve">In biology, electrons often travel with a Hydrogen atom. So, if a molecule </w:t>
+      </w:r>
+      <w:r>
+        <w:rPr>
+          <w:b/>
+        </w:rPr>
+        <w:t>gains H</w:t>
+      </w:r>
+      <w:r>
+        <w:t xml:space="preserve">, it is being </w:t>
+      </w:r>
+      <w:r>
+        <w:rPr>
+          <w:b/>
+        </w:rPr>
+        <w:t>reduced</w:t>
+      </w:r>
+      <w:r>
+        <w:t xml:space="preserve"> (gaining energy).</w:t>
+      </w:r>
+    </w:p>
+    <w:p>
+      <w:pPr>
+        <w:pStyle w:val="Heading2"/>
+      </w:pPr>
+      <w:r>
+        <w:t>Essential Vocabulary</w:t>
+      </w:r>
+    </w:p>
+    <w:tbl>
+      <w:tblPr>
+        <w:tblW w:type="auto" w:w="0"/>
+        <w:tblLook w:firstColumn="1" w:firstRow="1" w:lastColumn="0" w:lastRow="0" w:noHBand="0" w:noVBand="1" w:val="04A0"/>
+      </w:tblPr>
+      <w:tblGrid>
+        <w:gridCol w:w="4320"/>
+        <w:gridCol w:w="4320"/>
+      </w:tblGrid>
+      <w:tr>
+        <w:tc>
+          <w:tcPr>
+            <w:tcW w:type="dxa" w:w="4320"/>
+          </w:tcPr>
+          <w:p>
+            <w:r>
+              <w:t>Term</w:t>
+            </w:r>
+          </w:p>
+        </w:tc>
+        <w:tc>
+          <w:tcPr>
+            <w:tcW w:type="dxa" w:w="4320"/>
+          </w:tcPr>
+          <w:p>
+            <w:r>
+              <w:t>Simple Definition</w:t>
+            </w:r>
+          </w:p>
+        </w:tc>
+      </w:tr>
+      <w:tr>
+        <w:tc>
+          <w:tcPr>
+            <w:tcW w:type="dxa" w:w="4320"/>
+          </w:tcPr>
+          <w:p>
+            <w:r>
+              <w:t>Metabolism</w:t>
+            </w:r>
+          </w:p>
+        </w:tc>
+        <w:tc>
+          <w:tcPr>
+            <w:tcW w:type="dxa" w:w="4320"/>
+          </w:tcPr>
+          <w:p>
+            <w:r>
+              <w:t>All the chemical reactions happening inside a cell.</w:t>
+            </w:r>
+          </w:p>
+        </w:tc>
+      </w:tr>
+      <w:tr>
+        <w:tc>
+          <w:tcPr>
+            <w:tcW w:type="dxa" w:w="4320"/>
+          </w:tcPr>
+          <w:p>
+            <w:r>
+              <w:t>Anabolic</w:t>
+            </w:r>
+          </w:p>
+        </w:tc>
+        <w:tc>
+          <w:tcPr>
+            <w:tcW w:type="dxa" w:w="4320"/>
+          </w:tcPr>
+          <w:p>
+            <w:r>
+              <w:t>Building up. Requires energy. (e.g., Photosynthesis builds sugar).</w:t>
+            </w:r>
+          </w:p>
+        </w:tc>
+      </w:tr>
+      <w:tr>
+        <w:tc>
+          <w:tcPr>
+            <w:tcW w:type="dxa" w:w="4320"/>
+          </w:tcPr>
+          <w:p>
+            <w:r>
+              <w:t>Catabolic</w:t>
+            </w:r>
+          </w:p>
+        </w:tc>
+        <w:tc>
+          <w:tcPr>
+            <w:tcW w:type="dxa" w:w="4320"/>
+          </w:tcPr>
+          <w:p>
+            <w:r>
+              <w:t>Breaking down. Releases energy. (e.g., Digestion breaks down food).</w:t>
+            </w:r>
+          </w:p>
+        </w:tc>
+      </w:tr>
+      <w:tr>
+        <w:tc>
+          <w:tcPr>
+            <w:tcW w:type="dxa" w:w="4320"/>
+          </w:tcPr>
+          <w:p>
+            <w:r>
+              <w:t>Kinetic Energy</w:t>
+            </w:r>
+          </w:p>
+        </w:tc>
+        <w:tc>
+          <w:tcPr>
+            <w:tcW w:type="dxa" w:w="4320"/>
+          </w:tcPr>
+          <w:p>
+            <w:r>
+              <w:t>Energy of motion (ball rolling, muscle moving).</w:t>
+            </w:r>
+          </w:p>
+        </w:tc>
+      </w:tr>
+      <w:tr>
+        <w:tc>
+          <w:tcPr>
+            <w:tcW w:type="dxa" w:w="4320"/>
+          </w:tcPr>
+          <w:p>
+            <w:r>
+              <w:t>Potential Energy</w:t>
+            </w:r>
+          </w:p>
+        </w:tc>
+        <w:tc>
+          <w:tcPr>
+            <w:tcW w:type="dxa" w:w="4320"/>
+          </w:tcPr>
+          <w:p>
+            <w:r>
+              <w:t>Stored energy (ball at top of hill, chemical bonds in food).</w:t>
+            </w:r>
+          </w:p>
+        </w:tc>
+      </w:tr>
+      <w:tr>
+        <w:tc>
+          <w:tcPr>
+            <w:tcW w:type="dxa" w:w="4320"/>
+          </w:tcPr>
+          <w:p>
+            <w:r>
+              <w:t>Activation Energy</w:t>
+            </w:r>
+          </w:p>
+        </w:tc>
+        <w:tc>
+          <w:tcPr>
+            <w:tcW w:type="dxa" w:w="4320"/>
+          </w:tcPr>
+          <w:p>
+            <w:r>
+              <w:t>The "push" needed to start a chemical reaction.</w:t>
+            </w:r>
+          </w:p>
+        </w:tc>
+      </w:tr>
+      <w:tr>
+        <w:tc>
+          <w:tcPr>
+            <w:tcW w:type="dxa" w:w="4320"/>
+          </w:tcPr>
+          <w:p>
+            <w:r>
+              <w:t>Active Site</w:t>
+            </w:r>
+          </w:p>
+        </w:tc>
+        <w:tc>
+          <w:tcPr>
+            <w:tcW w:type="dxa" w:w="4320"/>
+          </w:tcPr>
+          <w:p>
+            <w:r>
+              <w:t>The "pocket" on an enzyme where the reaction happens.</w:t>
+            </w:r>
+          </w:p>
+        </w:tc>
+      </w:tr>
+      <w:tr>
+        <w:tc>
+          <w:tcPr>
+            <w:tcW w:type="dxa" w:w="4320"/>
+          </w:tcPr>
+          <w:p>
+            <w:r>
+              <w:t>Denaturation</w:t>
+            </w:r>
+          </w:p>
+        </w:tc>
+        <w:tc>
+          <w:tcPr>
+            <w:tcW w:type="dxa" w:w="4320"/>
+          </w:tcPr>
+          <w:p>
+            <w:r>
+              <w:t>When a protein loses its shape and stops working (usually due to heat).</w:t>
+            </w:r>
+          </w:p>
+        </w:tc>
+      </w:tr>
+    </w:tbl>
     <w:sectPr>
       <w:pgSz w:w="12240" w:h="15840"/>
       <w:pgMar w:top="1440" w:right="1800" w:bottom="1440" w:left="1800" w:header="720" w:footer="720" w:gutter="0"/>

--- a/PUBLISHED/biol-1/module_keys/module-06-metabolism-keys-to-success.docx
+++ b/PUBLISHED/biol-1/module_keys/module-06-metabolism-keys-to-success.docx
@@ -7,7 +7,7 @@
         <w:pStyle w:val="Heading1"/>
       </w:pPr>
       <w:r>
-        <w:t>Module 6: Metabolism — Keys to Success</w:t>
+        <w:t>Module 6: Metabolism - Keys to Success</w:t>
       </w:r>
     </w:p>
     <w:p>
@@ -20,16 +20,15 @@
     </w:p>
     <w:p>
       <w:r>
+        <w:t>By the end of this module, you should be able to:</w:t>
+      </w:r>
+    </w:p>
+    <w:p>
+      <w:r>
         <w:t xml:space="preserve">1. </w:t>
       </w:r>
       <w:r>
-        <w:rPr>
-          <w:b/>
-        </w:rPr>
-        <w:t>Energy Rules:</w:t>
-      </w:r>
-      <w:r>
-        <w:t xml:space="preserve"> Apply the Laws of Thermodynamics to life (Energy cannot be created/destroyed; disorder always increases).</w:t>
+        <w:t>Apply thermodynamic ideas to living cells.</w:t>
       </w:r>
     </w:p>
     <w:p>
@@ -37,13 +36,7 @@
         <w:t xml:space="preserve">2. </w:t>
       </w:r>
       <w:r>
-        <w:rPr>
-          <w:b/>
-        </w:rPr>
-        <w:t>ATP:</w:t>
-      </w:r>
-      <w:r>
-        <w:t xml:space="preserve"> Understand how ATP serves as the "energy currency" for cell work.</w:t>
+        <w:t>Explain ATP as an energy-coupling molecule.</w:t>
       </w:r>
     </w:p>
     <w:p>
@@ -51,13 +44,7 @@
         <w:t xml:space="preserve">3. </w:t>
       </w:r>
       <w:r>
-        <w:rPr>
-          <w:b/>
-        </w:rPr>
-        <w:t>Enzymes:</w:t>
-      </w:r>
-      <w:r>
-        <w:t xml:space="preserve"> Explain how enzymes speed up reactions like a catalyst or a key in a lock.</w:t>
+        <w:t>Describe how enzymes change reaction rates.</w:t>
       </w:r>
     </w:p>
     <w:p>
@@ -65,13 +52,7 @@
         <w:t xml:space="preserve">4. </w:t>
       </w:r>
       <w:r>
-        <w:rPr>
-          <w:b/>
-        </w:rPr>
-        <w:t>Factors:</w:t>
-      </w:r>
-      <w:r>
-        <w:t xml:space="preserve"> List what affects enzyme speed (Temperature, pH, Inhibitors).</w:t>
+        <w:t>Predict how environmental conditions affect enzyme activity.</w:t>
       </w:r>
     </w:p>
     <w:p>
@@ -79,13 +60,7 @@
         <w:t xml:space="preserve">5. </w:t>
       </w:r>
       <w:r>
-        <w:rPr>
-          <w:b/>
-        </w:rPr>
-        <w:t>Big Picture:</w:t>
-      </w:r>
-      <w:r>
-        <w:t xml:space="preserve"> Connect metabolism to photosynthesis (building up) and cellular respiration (breaking down).</w:t>
+        <w:t>Connect photosynthesis and cellular respiration in matter and energy flow.</w:t>
       </w:r>
     </w:p>
     <w:p>
@@ -93,15 +68,55 @@
         <w:pStyle w:val="Heading2"/>
       </w:pPr>
       <w:r>
-        <w:t>Key Concepts &amp; Analogies</w:t>
+        <w:t>Topics</w:t>
+      </w:r>
+    </w:p>
+    <w:p>
+      <w:r>
+        <w:t xml:space="preserve">• </w:t>
+      </w:r>
+      <w:r>
+        <w:t>Energy and thermodynamics</w:t>
+      </w:r>
+    </w:p>
+    <w:p>
+      <w:r>
+        <w:t xml:space="preserve">• </w:t>
+      </w:r>
+      <w:r>
+        <w:t>ATP as cellular coupling</w:t>
+      </w:r>
+    </w:p>
+    <w:p>
+      <w:r>
+        <w:t xml:space="preserve">• </w:t>
+      </w:r>
+      <w:r>
+        <w:t>Enzymes and activation energy</w:t>
+      </w:r>
+    </w:p>
+    <w:p>
+      <w:r>
+        <w:t xml:space="preserve">• </w:t>
+      </w:r>
+      <w:r>
+        <w:t>Regulation by conditions and inhibitors</w:t>
+      </w:r>
+    </w:p>
+    <w:p>
+      <w:r>
+        <w:t xml:space="preserve">• </w:t>
+      </w:r>
+      <w:r>
+        <w:t>Photosynthesis and respiration as linked pathways</w:t>
       </w:r>
     </w:p>
     <w:p>
       <w:pPr>
-        <w:pStyle w:val="Heading3"/>
+        <w:pStyle w:val="Heading2"/>
       </w:pPr>
       <w:r>
-        <w:t>1. The Energy Laws (Thermodynamics)</w:t>
+        <w:t>Key Terms to Know</w:t>
       </w:r>
     </w:p>
     <w:p>
@@ -112,10 +127,10 @@
         <w:rPr>
           <w:b/>
         </w:rPr>
-        <w:t>First Law:</w:t>
+        <w:t>Metabolism</w:t>
       </w:r>
       <w:r>
-        <w:t xml:space="preserve"> You can't get something for nothing. Energy is never created, just changed (e.g., from light to food).</w:t>
+        <w:t xml:space="preserve"> - All chemical reactions in a cell or organism.</w:t>
       </w:r>
     </w:p>
     <w:p>
@@ -126,18 +141,10 @@
         <w:rPr>
           <w:b/>
         </w:rPr>
-        <w:t>Second Law:</w:t>
+        <w:t>ATP</w:t>
       </w:r>
       <w:r>
-        <w:t xml:space="preserve"> The universe prefers messiness (Entropy). It takes energy to keep your room clean (maintaining order), just like it takes energy for a cell to stay alive.</w:t>
-      </w:r>
-    </w:p>
-    <w:p>
-      <w:pPr>
-        <w:pStyle w:val="Heading3"/>
-      </w:pPr>
-      <w:r>
-        <w:t>2. ATP: The "Cash" of the Cell</w:t>
+        <w:t xml:space="preserve"> - Cellular energy-coupling molecule.</w:t>
       </w:r>
     </w:p>
     <w:p>
@@ -148,10 +155,10 @@
         <w:rPr>
           <w:b/>
         </w:rPr>
-        <w:t>Food (Glucose):</w:t>
+        <w:t>Activation energy</w:t>
       </w:r>
       <w:r>
-        <w:t xml:space="preserve"> This is like a gold bar. Valuable, but you can't use it in a vending machine.</w:t>
+        <w:t xml:space="preserve"> - Energy required to start a reaction.</w:t>
       </w:r>
     </w:p>
     <w:p>
@@ -162,10 +169,10 @@
         <w:rPr>
           <w:b/>
         </w:rPr>
-        <w:t>ATP:</w:t>
+        <w:t>Enzyme</w:t>
       </w:r>
       <w:r>
-        <w:t xml:space="preserve"> This is like a $1 coin. The cell breaks down the gold bar (glucose) into many small ATP coins to "pay" for daily work like moving muscles or building proteins.</w:t>
+        <w:t xml:space="preserve"> - Protein or RNA catalyst that speeds a reaction.</w:t>
       </w:r>
     </w:p>
     <w:p>
@@ -176,18 +183,10 @@
         <w:rPr>
           <w:b/>
         </w:rPr>
-        <w:t>The Cycle:</w:t>
+        <w:t>Substrate</w:t>
       </w:r>
       <w:r>
-        <w:t xml:space="preserve"> ATP is used up and becomes ADP. Food energy recharges ADP back into ATP.</w:t>
-      </w:r>
-    </w:p>
-    <w:p>
-      <w:pPr>
-        <w:pStyle w:val="Heading3"/>
-      </w:pPr>
-      <w:r>
-        <w:t>3. Enzymes: The Workers</w:t>
+        <w:t xml:space="preserve"> - Reactant that binds an enzyme active site.</w:t>
       </w:r>
     </w:p>
     <w:p>
@@ -198,10 +197,10 @@
         <w:rPr>
           <w:b/>
         </w:rPr>
-        <w:t>What they do:</w:t>
+        <w:t>Denaturation</w:t>
       </w:r>
       <w:r>
-        <w:t xml:space="preserve"> Speed up chemical reactions that would otherwise be too slow.</w:t>
+        <w:t xml:space="preserve"> - Loss of shape that disrupts function.</w:t>
       </w:r>
     </w:p>
     <w:p>
@@ -212,7 +211,10 @@
         <w:rPr>
           <w:b/>
         </w:rPr>
-        <w:t>How they work:</w:t>
+        <w:t>Photosynthesis</w:t>
+      </w:r>
+      <w:r>
+        <w:t xml:space="preserve"> - Process that uses light energy to build sugars.</w:t>
       </w:r>
     </w:p>
     <w:p>
@@ -223,10 +225,106 @@
         <w:rPr>
           <w:b/>
         </w:rPr>
-        <w:t>Lock and Key:</w:t>
+        <w:t>Cellular respiration</w:t>
       </w:r>
       <w:r>
-        <w:t xml:space="preserve"> An enzyme has a specific shape (active site). Only a specific target (substrate) fits in.</w:t>
+        <w:t xml:space="preserve"> - Process that harvests usable energy from fuel molecules.</w:t>
+      </w:r>
+    </w:p>
+    <w:p>
+      <w:pPr>
+        <w:pStyle w:val="Heading2"/>
+      </w:pPr>
+      <w:r>
+        <w:t>Core Contents</w:t>
+      </w:r>
+    </w:p>
+    <w:p>
+      <w:r>
+        <w:t xml:space="preserve">1. </w:t>
+      </w:r>
+      <w:r>
+        <w:t>Cells transform energy while obeying thermodynamic constraints.</w:t>
+      </w:r>
+    </w:p>
+    <w:p>
+      <w:r>
+        <w:t xml:space="preserve">2. </w:t>
+      </w:r>
+      <w:r>
+        <w:t>ATP couples energy-releasing reactions to energy-requiring cellular work.</w:t>
+      </w:r>
+    </w:p>
+    <w:p>
+      <w:r>
+        <w:t xml:space="preserve">3. </w:t>
+      </w:r>
+      <w:r>
+        <w:t>Enzymes lower activation energy without being consumed.</w:t>
+      </w:r>
+    </w:p>
+    <w:p>
+      <w:r>
+        <w:t xml:space="preserve">4. </w:t>
+      </w:r>
+      <w:r>
+        <w:t>Temperature, pH, substrate concentration, and inhibitors alter enzyme function.</w:t>
+      </w:r>
+    </w:p>
+    <w:p>
+      <w:r>
+        <w:t xml:space="preserve">5. </w:t>
+      </w:r>
+      <w:r>
+        <w:t>Photosynthesis builds sugar while respiration breaks fuel down to harvest usable energy.</w:t>
+      </w:r>
+    </w:p>
+    <w:p>
+      <w:pPr>
+        <w:pStyle w:val="Heading2"/>
+      </w:pPr>
+      <w:r>
+        <w:t>Study Tips</w:t>
+      </w:r>
+    </w:p>
+    <w:p>
+      <w:r>
+        <w:t xml:space="preserve">1. </w:t>
+      </w:r>
+      <w:r>
+        <w:t>Start with the module's central claim before memorizing vocabulary.</w:t>
+      </w:r>
+    </w:p>
+    <w:p>
+      <w:r>
+        <w:t xml:space="preserve">2. </w:t>
+      </w:r>
+      <w:r>
+        <w:t>Use the same-numbered lab as the evidence check for the module.</w:t>
+      </w:r>
+    </w:p>
+    <w:p>
+      <w:r>
+        <w:t xml:space="preserve">3. </w:t>
+      </w:r>
+      <w:r>
+        <w:t>Explain one mechanism in words, then redraw it as a simple diagram.</w:t>
+      </w:r>
+    </w:p>
+    <w:p>
+      <w:r>
+        <w:t xml:space="preserve">4. </w:t>
+      </w:r>
+      <w:r>
+        <w:t>Answer retrieval questions without notes, then revise with the terms list.</w:t>
+      </w:r>
+    </w:p>
+    <w:p>
+      <w:pPr>
+        <w:pStyle w:val="Heading2"/>
+      </w:pPr>
+      <w:r>
+        <w:t>Connected Lab</w:t>
       </w:r>
     </w:p>
     <w:p>
@@ -235,12 +333,17 @@
       </w:r>
       <w:r>
         <w:rPr>
-          <w:b/>
+          <w:rFonts w:ascii="Courier New" w:hAnsi="Courier New"/>
         </w:rPr>
-        <w:t>Activation Energy:</w:t>
+        <w:t>lab-06_metabolism.md</w:t>
       </w:r>
+    </w:p>
+    <w:p>
+      <w:pPr>
+        <w:pStyle w:val="Heading2"/>
+      </w:pPr>
       <w:r>
-        <w:t xml:space="preserve"> Enzymes lower the "hump" of energy needed to start a reaction.</w:t>
+        <w:t>Generated Visuals</w:t>
       </w:r>
     </w:p>
     <w:p>
@@ -248,21 +351,7 @@
         <w:t xml:space="preserve">• </w:t>
       </w:r>
       <w:r>
-        <w:rPr>
-          <w:b/>
-        </w:rPr>
-        <w:t>Reusable:</w:t>
-      </w:r>
-      <w:r>
-        <w:t xml:space="preserve"> An enzyme isn't used up. It does its job and moves to the next substrate.</w:t>
-      </w:r>
-    </w:p>
-    <w:p>
-      <w:pPr>
-        <w:pStyle w:val="Heading3"/>
-      </w:pPr>
-      <w:r>
-        <w:t>4. What Affects Enzymes?</w:t>
+        <w:t>Module 06: Metabolism Concept Map</w:t>
       </w:r>
     </w:p>
     <w:p>
@@ -270,31 +359,7 @@
         <w:t xml:space="preserve">• </w:t>
       </w:r>
       <w:r>
-        <w:rPr>
-          <w:b/>
-        </w:rPr>
-        <w:t>Temperature:</w:t>
-      </w:r>
-      <w:r>
-        <w:t xml:space="preserve"> Cold slows them down. Heat speeds them up, but </w:t>
-      </w:r>
-      <w:r>
-        <w:rPr>
-          <w:i/>
-        </w:rPr>
-        <w:t>too much</w:t>
-      </w:r>
-      <w:r>
-        <w:t xml:space="preserve"> heat melts/unravels them (</w:t>
-      </w:r>
-      <w:r>
-        <w:rPr>
-          <w:b/>
-        </w:rPr>
-        <w:t>denaturation</w:t>
-      </w:r>
-      <w:r>
-        <w:t>). A cooked egg cannot turn back into a raw egg.</w:t>
+        <w:t>Module 06: Metabolism Process Model</w:t>
       </w:r>
     </w:p>
     <w:p>
@@ -302,343 +367,9 @@
         <w:t xml:space="preserve">• </w:t>
       </w:r>
       <w:r>
-        <w:rPr>
-          <w:b/>
-        </w:rPr>
-        <w:t>pH:</w:t>
-      </w:r>
-      <w:r>
-        <w:t xml:space="preserve"> Enzymes have a favorite environment (stomach enzymes like acid; intestinal enzymes don't).</w:t>
+        <w:t>Module 06: Metabolism Retrieval Card</w:t>
       </w:r>
     </w:p>
-    <w:p>
-      <w:r>
-        <w:t xml:space="preserve">• </w:t>
-      </w:r>
-      <w:r>
-        <w:rPr>
-          <w:b/>
-        </w:rPr>
-        <w:t>Inhibitors:</w:t>
-      </w:r>
-      <w:r>
-        <w:t xml:space="preserve"> "Stop signals" that block the active site or change the enzyme's shape.</w:t>
-      </w:r>
-    </w:p>
-    <w:p>
-      <w:pPr>
-        <w:pStyle w:val="Heading3"/>
-      </w:pPr>
-      <w:r>
-        <w:t>5. Oxidation &amp; Reduction (The "OIL RIG" Mnemonic)</w:t>
-      </w:r>
-    </w:p>
-    <w:p>
-      <w:r>
-        <w:t xml:space="preserve">• </w:t>
-      </w:r>
-      <w:r>
-        <w:rPr>
-          <w:b/>
-        </w:rPr>
-        <w:t>O</w:t>
-      </w:r>
-      <w:r>
-        <w:t xml:space="preserve">xidation </w:t>
-      </w:r>
-      <w:r>
-        <w:rPr>
-          <w:b/>
-        </w:rPr>
-        <w:t>I</w:t>
-      </w:r>
-      <w:r>
-        <w:t xml:space="preserve">s </w:t>
-      </w:r>
-      <w:r>
-        <w:rPr>
-          <w:b/>
-        </w:rPr>
-        <w:t>L</w:t>
-      </w:r>
-      <w:r>
-        <w:t>oss (of electrons/energy).</w:t>
-      </w:r>
-    </w:p>
-    <w:p>
-      <w:r>
-        <w:t xml:space="preserve">• </w:t>
-      </w:r>
-      <w:r>
-        <w:rPr>
-          <w:b/>
-        </w:rPr>
-        <w:t>R</w:t>
-      </w:r>
-      <w:r>
-        <w:t xml:space="preserve">eduction </w:t>
-      </w:r>
-      <w:r>
-        <w:rPr>
-          <w:b/>
-        </w:rPr>
-        <w:t>I</w:t>
-      </w:r>
-      <w:r>
-        <w:t xml:space="preserve">s </w:t>
-      </w:r>
-      <w:r>
-        <w:rPr>
-          <w:b/>
-        </w:rPr>
-        <w:t>G</w:t>
-      </w:r>
-      <w:r>
-        <w:t>ain (of electrons/energy).</w:t>
-      </w:r>
-    </w:p>
-    <w:p>
-      <w:r>
-        <w:t xml:space="preserve">• </w:t>
-      </w:r>
-      <w:r>
-        <w:t xml:space="preserve">In biology, electrons often travel with a Hydrogen atom. So, if a molecule </w:t>
-      </w:r>
-      <w:r>
-        <w:rPr>
-          <w:b/>
-        </w:rPr>
-        <w:t>gains H</w:t>
-      </w:r>
-      <w:r>
-        <w:t xml:space="preserve">, it is being </w:t>
-      </w:r>
-      <w:r>
-        <w:rPr>
-          <w:b/>
-        </w:rPr>
-        <w:t>reduced</w:t>
-      </w:r>
-      <w:r>
-        <w:t xml:space="preserve"> (gaining energy).</w:t>
-      </w:r>
-    </w:p>
-    <w:p>
-      <w:pPr>
-        <w:pStyle w:val="Heading2"/>
-      </w:pPr>
-      <w:r>
-        <w:t>Essential Vocabulary</w:t>
-      </w:r>
-    </w:p>
-    <w:tbl>
-      <w:tblPr>
-        <w:tblW w:type="auto" w:w="0"/>
-        <w:tblLook w:firstColumn="1" w:firstRow="1" w:lastColumn="0" w:lastRow="0" w:noHBand="0" w:noVBand="1" w:val="04A0"/>
-      </w:tblPr>
-      <w:tblGrid>
-        <w:gridCol w:w="4320"/>
-        <w:gridCol w:w="4320"/>
-      </w:tblGrid>
-      <w:tr>
-        <w:tc>
-          <w:tcPr>
-            <w:tcW w:type="dxa" w:w="4320"/>
-          </w:tcPr>
-          <w:p>
-            <w:r>
-              <w:t>Term</w:t>
-            </w:r>
-          </w:p>
-        </w:tc>
-        <w:tc>
-          <w:tcPr>
-            <w:tcW w:type="dxa" w:w="4320"/>
-          </w:tcPr>
-          <w:p>
-            <w:r>
-              <w:t>Simple Definition</w:t>
-            </w:r>
-          </w:p>
-        </w:tc>
-      </w:tr>
-      <w:tr>
-        <w:tc>
-          <w:tcPr>
-            <w:tcW w:type="dxa" w:w="4320"/>
-          </w:tcPr>
-          <w:p>
-            <w:r>
-              <w:t>Metabolism</w:t>
-            </w:r>
-          </w:p>
-        </w:tc>
-        <w:tc>
-          <w:tcPr>
-            <w:tcW w:type="dxa" w:w="4320"/>
-          </w:tcPr>
-          <w:p>
-            <w:r>
-              <w:t>All the chemical reactions happening inside a cell.</w:t>
-            </w:r>
-          </w:p>
-        </w:tc>
-      </w:tr>
-      <w:tr>
-        <w:tc>
-          <w:tcPr>
-            <w:tcW w:type="dxa" w:w="4320"/>
-          </w:tcPr>
-          <w:p>
-            <w:r>
-              <w:t>Anabolic</w:t>
-            </w:r>
-          </w:p>
-        </w:tc>
-        <w:tc>
-          <w:tcPr>
-            <w:tcW w:type="dxa" w:w="4320"/>
-          </w:tcPr>
-          <w:p>
-            <w:r>
-              <w:t>Building up. Requires energy. (e.g., Photosynthesis builds sugar).</w:t>
-            </w:r>
-          </w:p>
-        </w:tc>
-      </w:tr>
-      <w:tr>
-        <w:tc>
-          <w:tcPr>
-            <w:tcW w:type="dxa" w:w="4320"/>
-          </w:tcPr>
-          <w:p>
-            <w:r>
-              <w:t>Catabolic</w:t>
-            </w:r>
-          </w:p>
-        </w:tc>
-        <w:tc>
-          <w:tcPr>
-            <w:tcW w:type="dxa" w:w="4320"/>
-          </w:tcPr>
-          <w:p>
-            <w:r>
-              <w:t>Breaking down. Releases energy. (e.g., Digestion breaks down food).</w:t>
-            </w:r>
-          </w:p>
-        </w:tc>
-      </w:tr>
-      <w:tr>
-        <w:tc>
-          <w:tcPr>
-            <w:tcW w:type="dxa" w:w="4320"/>
-          </w:tcPr>
-          <w:p>
-            <w:r>
-              <w:t>Kinetic Energy</w:t>
-            </w:r>
-          </w:p>
-        </w:tc>
-        <w:tc>
-          <w:tcPr>
-            <w:tcW w:type="dxa" w:w="4320"/>
-          </w:tcPr>
-          <w:p>
-            <w:r>
-              <w:t>Energy of motion (ball rolling, muscle moving).</w:t>
-            </w:r>
-          </w:p>
-        </w:tc>
-      </w:tr>
-      <w:tr>
-        <w:tc>
-          <w:tcPr>
-            <w:tcW w:type="dxa" w:w="4320"/>
-          </w:tcPr>
-          <w:p>
-            <w:r>
-              <w:t>Potential Energy</w:t>
-            </w:r>
-          </w:p>
-        </w:tc>
-        <w:tc>
-          <w:tcPr>
-            <w:tcW w:type="dxa" w:w="4320"/>
-          </w:tcPr>
-          <w:p>
-            <w:r>
-              <w:t>Stored energy (ball at top of hill, chemical bonds in food).</w:t>
-            </w:r>
-          </w:p>
-        </w:tc>
-      </w:tr>
-      <w:tr>
-        <w:tc>
-          <w:tcPr>
-            <w:tcW w:type="dxa" w:w="4320"/>
-          </w:tcPr>
-          <w:p>
-            <w:r>
-              <w:t>Activation Energy</w:t>
-            </w:r>
-          </w:p>
-        </w:tc>
-        <w:tc>
-          <w:tcPr>
-            <w:tcW w:type="dxa" w:w="4320"/>
-          </w:tcPr>
-          <w:p>
-            <w:r>
-              <w:t>The "push" needed to start a chemical reaction.</w:t>
-            </w:r>
-          </w:p>
-        </w:tc>
-      </w:tr>
-      <w:tr>
-        <w:tc>
-          <w:tcPr>
-            <w:tcW w:type="dxa" w:w="4320"/>
-          </w:tcPr>
-          <w:p>
-            <w:r>
-              <w:t>Active Site</w:t>
-            </w:r>
-          </w:p>
-        </w:tc>
-        <w:tc>
-          <w:tcPr>
-            <w:tcW w:type="dxa" w:w="4320"/>
-          </w:tcPr>
-          <w:p>
-            <w:r>
-              <w:t>The "pocket" on an enzyme where the reaction happens.</w:t>
-            </w:r>
-          </w:p>
-        </w:tc>
-      </w:tr>
-      <w:tr>
-        <w:tc>
-          <w:tcPr>
-            <w:tcW w:type="dxa" w:w="4320"/>
-          </w:tcPr>
-          <w:p>
-            <w:r>
-              <w:t>Denaturation</w:t>
-            </w:r>
-          </w:p>
-        </w:tc>
-        <w:tc>
-          <w:tcPr>
-            <w:tcW w:type="dxa" w:w="4320"/>
-          </w:tcPr>
-          <w:p>
-            <w:r>
-              <w:t>When a protein loses its shape and stops working (usually due to heat).</w:t>
-            </w:r>
-          </w:p>
-        </w:tc>
-      </w:tr>
-    </w:tbl>
     <w:sectPr>
       <w:pgSz w:w="12240" w:h="15840"/>
       <w:pgMar w:top="1440" w:right="1800" w:bottom="1440" w:left="1800" w:header="720" w:footer="720" w:gutter="0"/>
